--- a/masters/job-application-form/job-application-form-sample.docx
+++ b/masters/job-application-form/job-application-form-sample.docx
@@ -258,7 +258,7 @@
       </w:tblGrid>
       <w:tr>
         <w:trPr>
-          <w:trHeight w:val="453" w:hRule="atLeast"/>
+          <w:trHeight w:val="513" w:hRule="atLeast"/>
         </w:trPr>
         <w:tc>
           <w:tcPr>
@@ -441,18 +441,22 @@
               <w:bottom w:val="single" w:sz="6" w:space="0" w:color="C9D2DD"/>
               <w:right w:val="single" w:sz="6" w:space="0" w:color="C9D2DD"/>
             </w:tcBorders>
+            <w:tcMar>
+              <w:left w:w="0" w:type="dxa"/>
+              <w:right w:w="0" w:type="dxa"/>
+            </w:tcMar>
             <w:vAlign w:val="center"/>
           </w:tcPr>
           <w:p>
             <w:pPr>
-              <w:spacing w:after="0" w:before="0"/>
+              <w:spacing w:after="0" w:before="0" w:line="240" w:lineRule="auto"/>
               <w:jc w:val="center"/>
             </w:pPr>
             <w:r/>
             <w:r>
               <w:drawing>
                 <wp:inline xmlns:a="http://schemas.openxmlformats.org/drawingml/2006/main" xmlns:pic="http://schemas.openxmlformats.org/drawingml/2006/picture">
-                  <wp:extent cx="594000" cy="792000"/>
+                  <wp:extent cx="680400" cy="903600"/>
                   <wp:docPr id="1" name="Picture 1"/>
                   <wp:cNvGraphicFramePr>
                     <a:graphicFrameLocks noChangeAspect="1"/>
@@ -473,7 +477,7 @@
                         <pic:spPr>
                           <a:xfrm>
                             <a:off x="0" y="0"/>
-                            <a:ext cx="594000" cy="792000"/>
+                            <a:ext cx="680400" cy="903600"/>
                           </a:xfrm>
                           <a:prstGeom prst="rect"/>
                         </pic:spPr>
@@ -488,7 +492,7 @@
       </w:tr>
       <w:tr>
         <w:trPr>
-          <w:trHeight w:val="453" w:hRule="atLeast"/>
+          <w:trHeight w:val="513" w:hRule="atLeast"/>
         </w:trPr>
         <w:tc>
           <w:tcPr>
@@ -622,7 +626,7 @@
       </w:tr>
       <w:tr>
         <w:trPr>
-          <w:trHeight w:val="453" w:hRule="atLeast"/>
+          <w:trHeight w:val="513" w:hRule="atLeast"/>
         </w:trPr>
         <w:tc>
           <w:tcPr>
